--- a/Modelos/definitivos/Comercial/Proposta comercial hidrojateamento - preenchido.docx
+++ b/Modelos/definitivos/Comercial/Proposta comercial hidrojateamento - preenchido.docx
@@ -3633,7 +3633,7 @@
           <w:sz w:val="20"/>
           <w:szCs w:val="20"/>
         </w:rPr>
-        <w:t xml:space="preserve">limpeza, corte, remoção de tinta, remoção de rezina, remoção de Smelt </w:t>
+        <w:t xml:space="preserve">limpeza, corte, remoção de tinta, remoção de resina, remoção de Smelt </w:t>
       </w:r>
       <w:r>
         <w:rPr>
@@ -8068,7 +8068,7 @@
                 <w:szCs w:val="16"/>
                 <w:lang w:eastAsia="pt-BR"/>
               </w:rPr>
-              <w:t>- PPRA, PCMSO e LTCAT modelo padrão indicado pela clínica ocupacional da Contratada;</w:t>
+              <w:t>- PGR, PCMSO e LTCAT modelo padrão indicado pela clínica ocupacional da Contratada;</w:t>
             </w:r>
           </w:p>
         </w:tc>
@@ -14192,7 +14192,7 @@
                 <w:sz w:val="20"/>
                 <w:szCs w:val="20"/>
               </w:rPr>
-              <w:t>Evento de desmobilização de equipe 4 técnicos (km)</w:t>
+              <w:t>Evento de mobilização de equipe 4 técnicos (km)</w:t>
             </w:r>
           </w:p>
         </w:tc>
@@ -14533,7 +14533,7 @@
                 <w:sz w:val="20"/>
                 <w:szCs w:val="20"/>
               </w:rPr>
-              <w:t>Evento de desmobilização de equipe 5 técnicos (km)</w:t>
+              <w:t>Evento de mobilização de equipe 5 técnicos (km)</w:t>
             </w:r>
           </w:p>
         </w:tc>
@@ -16624,7 +16624,7 @@
                 <w:sz w:val="20"/>
                 <w:szCs w:val="20"/>
               </w:rPr>
-              <w:t>Evento de desmobilização de equipe 4 técnicos (km)</w:t>
+              <w:t>Evento de mobilização de equipe 4 técnicos (km)</w:t>
             </w:r>
           </w:p>
         </w:tc>
@@ -16965,7 +16965,7 @@
                 <w:sz w:val="20"/>
                 <w:szCs w:val="20"/>
               </w:rPr>
-              <w:t>Evento de desmobilização de equipe 5 técnicos (km)</w:t>
+              <w:t>Evento de mobilização de equipe 5 técnicos (km)</w:t>
             </w:r>
           </w:p>
         </w:tc>
@@ -18678,7 +18678,7 @@
           <w:sz w:val="20"/>
           <w:szCs w:val="20"/>
         </w:rPr>
-        <w:t>A Filtrovali possui PCMSO, PPRA, LTCAT e ASO, todos esses de acordo com todas as atividades desenvolvidas por ela. Se necessário emissão de ARTs, PCMSO, PPRA, LTCAT e ASO, inclusive Seguro de responsabilidade Civil, específicos para o projeto em questão, por intermédio do Cliente final ou Contratante, os custos para emissão destes documentos específicos, serão repassados a Contratante;</w:t>
+        <w:t>A Filtrovali possui PCMSO, PGR, LTCAT e ASO, todos esses de acordo com todas as atividades desenvolvidas por ela. Se necessário emissão de ARTs, PCMSO, PGR, LTCAT e ASO, inclusive Seguro de responsabilidade Civil, específicos para o projeto em questão, por intermédio do Cliente final ou Contratante, os custos para emissão destes documentos específicos, serão repassados a Contratante;</w:t>
       </w:r>
     </w:p>
     <w:p>
